--- a/testakten/sanierungsgewinn-starug-plan-windenergie-pellbach-2026/01_mandatsnotiz_geschaeftsfuehrer_pellbach.docx
+++ b/testakten/sanierungsgewinn-starug-plan-windenergie-pellbach-2026/01_mandatsnotiz_geschaeftsfuehrer_pellbach.docx
@@ -5,35 +5,51 @@
     <w:p>
       <w:pPr>
         <w:pStyle w:val="Heading1"/>
+        <w:spacing w:after="160" w:line="259" w:lineRule="auto"/>
       </w:pPr>
       <w:r>
         <w:rPr>
           <w:rFonts w:ascii="Times New Roman" w:hAnsi="Times New Roman"/>
+          <w:b/>
+          <w:sz w:val="28"/>
         </w:rPr>
         <w:t>01 Mandatsnotiz — Erstgespräch mit Geschäftsführer Pellbach</w:t>
       </w:r>
     </w:p>
     <w:p>
       <w:pPr>
+        <w:spacing w:before="120" w:after="60" w:line="259" w:lineRule="auto"/>
         <w:jc w:val="left"/>
       </w:pPr>
       <w:r>
         <w:rPr>
-          <w:b/>
+          <w:rFonts w:ascii="Times New Roman" w:hAnsi="Times New Roman"/>
+          <w:b w:val="0"/>
+          <w:i w:val="0"/>
+          <w:sz w:val="22"/>
         </w:rPr>
         <w:t>Datum:</w:t>
       </w:r>
       <w:r>
+        <w:rPr>
+          <w:rFonts w:ascii="Times New Roman" w:hAnsi="Times New Roman"/>
+          <w:b w:val="0"/>
+          <w:i w:val="0"/>
+          <w:sz w:val="22"/>
+        </w:rPr>
         <w:t xml:space="preserve"> 22.03.2026 (8 Tage nach StaRUG-Anzeige)</w:t>
       </w:r>
     </w:p>
     <w:p>
       <w:pPr>
+        <w:spacing w:before="120" w:after="60" w:line="259" w:lineRule="auto"/>
         <w:jc w:val="left"/>
       </w:pPr>
       <w:r>
         <w:rPr>
+          <w:rFonts w:ascii="Times New Roman" w:hAnsi="Times New Roman"/>
           <w:b/>
+          <w:sz w:val="22"/>
         </w:rPr>
         <w:t>Teilnehmer:</w:t>
       </w:r>
@@ -41,6 +57,7 @@
     <w:p>
       <w:pPr>
         <w:pStyle w:val="ListBullet"/>
+        <w:spacing w:line="259" w:lineRule="auto" w:after="60"/>
       </w:pPr>
       <w:r>
         <w:t>Heiko Pellbach (50), Geschäftsführer und Mehrheitsgesellschafter (HRB-Anteile 65 %)</w:t>
@@ -49,14 +66,21 @@
     <w:p>
       <w:pPr>
         <w:pStyle w:val="ListBullet"/>
+        <w:spacing w:before="120" w:after="60" w:line="259" w:lineRule="auto"/>
       </w:pPr>
       <w:r>
+        <w:rPr>
+          <w:rFonts w:ascii="Times New Roman" w:hAnsi="Times New Roman"/>
+          <w:b/>
+          <w:sz w:val="22"/>
+        </w:rPr>
         <w:t>Christel Pellbach-Schwaegermann (48), Prokuristin und kaufmännische Leiterin</w:t>
       </w:r>
     </w:p>
     <w:p>
       <w:pPr>
         <w:pStyle w:val="ListBullet"/>
+        <w:spacing w:line="259" w:lineRule="auto" w:after="60"/>
       </w:pPr>
       <w:r>
         <w:t>Dr. Andreas Vellenbach (Vellenbach + Cie, Berlin), Restrukturierungsbeauftragter (RB)</w:t>
@@ -65,14 +89,21 @@
     <w:p>
       <w:pPr>
         <w:pStyle w:val="ListBullet"/>
+        <w:spacing w:before="120" w:after="60" w:line="259" w:lineRule="auto"/>
       </w:pPr>
       <w:r>
+        <w:rPr>
+          <w:rFonts w:ascii="Times New Roman" w:hAnsi="Times New Roman"/>
+          <w:b/>
+          <w:sz w:val="22"/>
+        </w:rPr>
         <w:t>StB Lothar Werner (Werner + Cie, Cottbus), laufender Steuerberater Pellbach</w:t>
       </w:r>
     </w:p>
     <w:p>
       <w:pPr>
         <w:pStyle w:val="ListBullet"/>
+        <w:spacing w:line="259" w:lineRule="auto" w:after="60"/>
       </w:pPr>
       <w:r>
         <w:t>RA Dr. Hubertus Reinkeller (Reinkeller Sanierungsrecht, Berlin), Sanierungsanwalt der Pellbach Windenergie GmbH</w:t>
@@ -81,6 +112,7 @@
     <w:p>
       <w:pPr>
         <w:pStyle w:val="ListBullet"/>
+        <w:spacing w:line="259" w:lineRule="auto" w:after="60"/>
       </w:pPr>
       <w:r>
         <w:t>StB Dr. Lena Vogelweid (Reinkeller Sanierungsrecht, Steuerteam, beigeordnet)</w:t>
@@ -88,6 +120,7 @@
     </w:p>
     <w:p>
       <w:pPr>
+        <w:spacing w:line="259" w:lineRule="auto" w:after="60"/>
         <w:jc w:val="left"/>
       </w:pPr>
       <w:r>
@@ -103,6 +136,7 @@
     <w:p>
       <w:pPr>
         <w:pStyle w:val="Heading2"/>
+        <w:spacing w:line="259" w:lineRule="auto" w:after="60"/>
       </w:pPr>
       <w:r>
         <w:rPr>
@@ -114,6 +148,7 @@
     <w:p>
       <w:pPr>
         <w:pStyle w:val="ListBullet"/>
+        <w:spacing w:line="259" w:lineRule="auto" w:after="60"/>
       </w:pPr>
       <w:r>
         <w:t>Schuldnerin: Pellbach Windenergie GmbH (HRB 28811 AG Cottbus), 180 Mitarbeiter, Wartung von Windkraftanlagen in Brandenburg und Mecklenburg-Vorpommern.</w:t>
@@ -122,6 +157,7 @@
     <w:p>
       <w:pPr>
         <w:pStyle w:val="ListBullet"/>
+        <w:spacing w:line="259" w:lineRule="auto" w:after="60"/>
       </w:pPr>
       <w:r>
         <w:t>Umsatz 2024: 90 Mio EUR; Umsatz 2025: 64 Mio EUR (Rückgang 29 %). Ursachen: EEG-Reform 2024 (Verguetungsruckgang für Bestandsanlagen ohne Direktvermarktung), Spot-Margen-Volatilität, Hauptkundenkündigung EnertraGo SE (4,2 Mio EUR p.a.), weitere Kündigungen 8 Mio EUR.</w:t>
@@ -130,6 +166,7 @@
     <w:p>
       <w:pPr>
         <w:pStyle w:val="ListBullet"/>
+        <w:spacing w:line="259" w:lineRule="auto" w:after="60"/>
       </w:pPr>
       <w:r>
         <w:t>Drohende Zahlungsunfähigkeit i.S.v. § 18 InsO seit Q1/2026.</w:t>
@@ -138,6 +175,7 @@
     <w:p>
       <w:pPr>
         <w:pStyle w:val="ListBullet"/>
+        <w:spacing w:line="259" w:lineRule="auto" w:after="60"/>
       </w:pPr>
       <w:r>
         <w:t>StaRUG-Anzeige § 31 StaRUG am AG Cottbus, Restrukturierungsgericht, 14.03.2026, Az 92 RES 14/26.</w:t>
@@ -146,6 +184,7 @@
     <w:p>
       <w:pPr>
         <w:pStyle w:val="ListBullet"/>
+        <w:spacing w:line="259" w:lineRule="auto" w:after="60"/>
       </w:pPr>
       <w:r>
         <w:t>Restrukturierungsbeauftragter RB: Dr. Andreas Vellenbach (Vellenbach + Cie, Berlin).</w:t>
@@ -154,6 +193,7 @@
     <w:p>
       <w:pPr>
         <w:pStyle w:val="ListBullet"/>
+        <w:spacing w:line="259" w:lineRule="auto" w:after="60"/>
       </w:pPr>
       <w:r>
         <w:t>Geplanter Restrukturierungsplan: Forderungsverzicht 22 Mio EUR (Banken-Konsortium); Debt-Equity-Swap 8 Mio EUR (Banken-Anteile 35 %); Stundung 5 Mio EUR (Banken, 36 Monate Zinsstundung mit 2,5 %).</w:t>
@@ -162,6 +202,7 @@
     <w:p>
       <w:pPr>
         <w:pStyle w:val="Heading2"/>
+        <w:spacing w:line="259" w:lineRule="auto" w:after="60"/>
       </w:pPr>
       <w:r>
         <w:rPr>
@@ -172,6 +213,7 @@
     </w:p>
     <w:p>
       <w:pPr>
+        <w:spacing w:line="259" w:lineRule="auto" w:after="60"/>
         <w:jc w:val="left"/>
       </w:pPr>
       <w:r>
@@ -181,6 +223,7 @@
     <w:p>
       <w:pPr>
         <w:pStyle w:val="ListNumber"/>
+        <w:spacing w:line="259" w:lineRule="auto" w:after="60"/>
       </w:pPr>
       <w:r>
         <w:rPr>
@@ -195,6 +238,7 @@
     <w:p>
       <w:pPr>
         <w:pStyle w:val="ListNumber"/>
+        <w:spacing w:line="259" w:lineRule="auto" w:after="60"/>
       </w:pPr>
       <w:r>
         <w:rPr>
@@ -209,6 +253,7 @@
     <w:p>
       <w:pPr>
         <w:pStyle w:val="ListNumber"/>
+        <w:spacing w:line="259" w:lineRule="auto" w:after="60"/>
       </w:pPr>
       <w:r>
         <w:rPr>
@@ -222,6 +267,7 @@
     </w:p>
     <w:p>
       <w:pPr>
+        <w:spacing w:line="259" w:lineRule="auto" w:after="60"/>
         <w:jc w:val="left"/>
       </w:pPr>
       <w:r>
@@ -231,6 +277,7 @@
     <w:p>
       <w:pPr>
         <w:pStyle w:val="Heading2"/>
+        <w:spacing w:line="259" w:lineRule="auto" w:after="60"/>
       </w:pPr>
       <w:r>
         <w:rPr>
@@ -241,6 +288,7 @@
     </w:p>
     <w:p>
       <w:pPr>
+        <w:spacing w:line="259" w:lineRule="auto" w:after="60"/>
         <w:jc w:val="left"/>
       </w:pPr>
       <w:r>
@@ -249,6 +297,7 @@
     </w:p>
     <w:p>
       <w:pPr>
+        <w:spacing w:line="259" w:lineRule="auto" w:after="60"/>
         <w:ind w:left="567"/>
       </w:pPr>
       <w:r>
@@ -260,6 +309,7 @@
     </w:p>
     <w:p>
       <w:pPr>
+        <w:spacing w:line="259" w:lineRule="auto" w:after="60"/>
         <w:jc w:val="left"/>
       </w:pPr>
       <w:r>
@@ -268,6 +318,7 @@
     </w:p>
     <w:p>
       <w:pPr>
+        <w:spacing w:line="259" w:lineRule="auto" w:after="60"/>
         <w:ind w:left="567"/>
       </w:pPr>
       <w:r>
@@ -279,6 +330,7 @@
     </w:p>
     <w:p>
       <w:pPr>
+        <w:spacing w:line="259" w:lineRule="auto" w:after="60"/>
         <w:jc w:val="left"/>
       </w:pPr>
       <w:r>
@@ -287,6 +339,7 @@
     </w:p>
     <w:p>
       <w:pPr>
+        <w:spacing w:line="259" w:lineRule="auto" w:after="60"/>
         <w:ind w:left="567"/>
       </w:pPr>
       <w:r>
@@ -299,6 +352,7 @@
     <w:p>
       <w:pPr>
         <w:pStyle w:val="Heading2"/>
+        <w:spacing w:line="259" w:lineRule="auto" w:after="60"/>
       </w:pPr>
       <w:r>
         <w:rPr>
@@ -310,6 +364,7 @@
     <w:p>
       <w:pPr>
         <w:pStyle w:val="ListNumber"/>
+        <w:spacing w:line="259" w:lineRule="auto" w:after="60"/>
       </w:pPr>
       <w:r>
         <w:rPr>
@@ -333,6 +388,7 @@
     <w:p>
       <w:pPr>
         <w:pStyle w:val="ListNumber"/>
+        <w:spacing w:line="259" w:lineRule="auto" w:after="60"/>
       </w:pPr>
       <w:r>
         <w:rPr>
@@ -347,6 +403,7 @@
     <w:p>
       <w:pPr>
         <w:pStyle w:val="ListNumber"/>
+        <w:spacing w:line="259" w:lineRule="auto" w:after="60"/>
       </w:pPr>
       <w:r>
         <w:rPr>
@@ -361,6 +418,7 @@
     <w:p>
       <w:pPr>
         <w:pStyle w:val="ListBullet"/>
+        <w:spacing w:line="259" w:lineRule="auto" w:after="60"/>
       </w:pPr>
       <w:r>
         <w:t>Voraussetzungen unternehmensbezogene Sanierung</w:t>
@@ -369,6 +427,7 @@
     <w:p>
       <w:pPr>
         <w:pStyle w:val="ListBullet"/>
+        <w:spacing w:line="259" w:lineRule="auto" w:after="60"/>
       </w:pPr>
       <w:r>
         <w:t>DES-Bewertung: Anteil Sanierungsertrag vs. Einlage</w:t>
@@ -377,6 +436,7 @@
     <w:p>
       <w:pPr>
         <w:pStyle w:val="ListBullet"/>
+        <w:spacing w:line="259" w:lineRule="auto" w:after="60"/>
       </w:pPr>
       <w:r>
         <w:t>§ 8c KStG-Risiko und § 8d KStG-Anwendbarkeit</w:t>
@@ -385,6 +445,7 @@
     <w:p>
       <w:pPr>
         <w:pStyle w:val="ListBullet"/>
+        <w:spacing w:line="259" w:lineRule="auto" w:after="60"/>
       </w:pPr>
       <w:r>
         <w:t>Rechtzeitigkeit des § 3a IV EStG-Antrags</w:t>
@@ -393,6 +454,7 @@
     <w:p>
       <w:pPr>
         <w:pStyle w:val="ListNumber"/>
+        <w:spacing w:line="259" w:lineRule="auto" w:after="60"/>
       </w:pPr>
       <w:r>
         <w:rPr>
@@ -407,6 +469,7 @@
     <w:p>
       <w:pPr>
         <w:pStyle w:val="ListNumber"/>
+        <w:spacing w:line="259" w:lineRule="auto" w:after="60"/>
       </w:pPr>
       <w:r>
         <w:rPr>
@@ -421,6 +484,7 @@
     <w:p>
       <w:pPr>
         <w:pStyle w:val="Heading2"/>
+        <w:spacing w:line="259" w:lineRule="auto" w:after="60"/>
       </w:pPr>
       <w:r>
         <w:rPr>
@@ -431,6 +495,7 @@
     </w:p>
     <w:p>
       <w:pPr>
+        <w:spacing w:line="259" w:lineRule="auto" w:after="60"/>
         <w:ind w:left="567"/>
       </w:pPr>
       <w:r>
@@ -442,6 +507,7 @@
     </w:p>
     <w:p>
       <w:pPr>
+        <w:spacing w:line="259" w:lineRule="auto" w:after="60"/>
         <w:jc w:val="left"/>
       </w:pPr>
       <w:r>
@@ -457,6 +523,7 @@
     <w:p>
       <w:pPr>
         <w:pStyle w:val="Heading2"/>
+        <w:spacing w:line="259" w:lineRule="auto" w:after="60"/>
       </w:pPr>
       <w:r>
         <w:rPr>
@@ -467,6 +534,7 @@
     </w:p>
     <w:p>
       <w:pPr>
+        <w:spacing w:line="259" w:lineRule="auto" w:after="60"/>
         <w:ind w:left="567"/>
       </w:pPr>
       <w:r>
@@ -478,6 +546,7 @@
     </w:p>
     <w:p>
       <w:pPr>
+        <w:spacing w:line="259" w:lineRule="auto" w:after="60"/>
         <w:jc w:val="left"/>
       </w:pPr>
       <w:r>
@@ -493,6 +562,7 @@
     <w:p>
       <w:pPr>
         <w:pStyle w:val="Heading2"/>
+        <w:spacing w:line="259" w:lineRule="auto" w:after="60"/>
       </w:pPr>
       <w:r>
         <w:rPr>
@@ -871,6 +941,7 @@
     <w:p>
       <w:pPr>
         <w:pStyle w:val="Heading2"/>
+        <w:spacing w:line="259" w:lineRule="auto" w:after="60"/>
       </w:pPr>
       <w:r>
         <w:rPr>
@@ -882,6 +953,7 @@
     <w:p>
       <w:pPr>
         <w:pStyle w:val="ListBullet"/>
+        <w:spacing w:line="259" w:lineRule="auto" w:after="60"/>
       </w:pPr>
       <w:r>
         <w:t>StB Werner ist Steuerberater Pellbach seit 2018. Solide, aber wenig Sanierungserfahrung. StB Vogelweid begleitet steuerlich.</w:t>
@@ -890,6 +962,7 @@
     <w:p>
       <w:pPr>
         <w:pStyle w:val="ListBullet"/>
+        <w:spacing w:line="259" w:lineRule="auto" w:after="60"/>
       </w:pPr>
       <w:r>
         <w:t>DES-Werthaltigkeit ist Hauptstreitpunkt. Vorsicht bei eigenen Schätzungen — WP-Gutachten zwingend.</w:t>
@@ -898,6 +971,7 @@
     <w:p>
       <w:pPr>
         <w:pStyle w:val="ListBullet"/>
+        <w:spacing w:line="259" w:lineRule="auto" w:after="60"/>
       </w:pPr>
       <w:r>
         <w:t>§ 8c KStG-Risiko ist real; § 8d KStG-Antrag muss vor Anteilsübertragung stehen.</w:t>
@@ -906,6 +980,7 @@
     <w:p>
       <w:pPr>
         <w:pStyle w:val="ListBullet"/>
+        <w:spacing w:line="259" w:lineRule="auto" w:after="60"/>
       </w:pPr>
       <w:r>
         <w:rPr>
@@ -938,6 +1013,7 @@
     <w:p>
       <w:pPr>
         <w:pStyle w:val="ListBullet"/>
+        <w:spacing w:line="259" w:lineRule="auto" w:after="60"/>
       </w:pPr>
       <w:r>
         <w:rPr>
@@ -975,6 +1051,7 @@
     </w:p>
     <w:p>
       <w:pPr>
+        <w:spacing w:line="259" w:lineRule="auto" w:after="60"/>
         <w:jc w:val="left"/>
       </w:pPr>
       <w:r>
@@ -989,6 +1066,7 @@
     </w:p>
     <w:p>
       <w:pPr>
+        <w:spacing w:line="259" w:lineRule="auto" w:after="60"/>
         <w:jc w:val="left"/>
       </w:pPr>
       <w:r>
@@ -996,13 +1074,58 @@
       </w:r>
     </w:p>
     <w:sectPr>
+      <w:headerReference w:type="default" r:id="rId9"/>
+      <w:footerReference w:type="default" r:id="rId10"/>
       <w:pgSz w:w="11906" w:h="16838"/>
-      <w:pgMar w:top="1417" w:right="1417" w:bottom="1417" w:left="1417" w:header="720" w:footer="720" w:gutter="0"/>
+      <w:pgMar w:top="1191" w:right="1247" w:bottom="1134" w:left="1361" w:header="720" w:footer="720" w:gutter="0"/>
       <w:cols w:space="720"/>
       <w:docGrid w:linePitch="360"/>
     </w:sectPr>
   </w:body>
 </w:document>
+</file>
+
+<file path=word/footer1.xml><?xml version="1.0" encoding="utf-8"?>
+<w:ftr xmlns:m="http://schemas.openxmlformats.org/officeDocument/2006/math" xmlns:mc="http://schemas.openxmlformats.org/markup-compatibility/2006" xmlns:mo="http://schemas.microsoft.com/office/mac/office/2008/main" xmlns:mv="urn:schemas-microsoft-com:mac:vml" xmlns:o="urn:schemas-microsoft-com:office:office" xmlns:r="http://schemas.openxmlformats.org/officeDocument/2006/relationships" xmlns:v="urn:schemas-microsoft-com:vml" xmlns:w10="urn:schemas-microsoft-com:office:word" xmlns:w14="http://schemas.microsoft.com/office/word/2010/wordml" xmlns:w="http://schemas.openxmlformats.org/wordprocessingml/2006/main" xmlns:wne="http://schemas.microsoft.com/office/word/2006/wordml" xmlns:wp14="http://schemas.microsoft.com/office/word/2010/wordprocessingDrawing" xmlns:wp="http://schemas.openxmlformats.org/drawingml/2006/wordprocessingDrawing" xmlns:wpc="http://schemas.microsoft.com/office/word/2010/wordprocessingCanvas" xmlns:wpg="http://schemas.microsoft.com/office/word/2010/wordprocessingGroup" xmlns:wpi="http://schemas.microsoft.com/office/word/2010/wordprocessingInk" xmlns:wps="http://schemas.microsoft.com/office/word/2010/wordprocessingShape" mc:Ignorable="w14 wp14">
+  <w:p>
+    <w:pPr>
+      <w:pStyle w:val="Footer"/>
+      <w:jc w:val="left"/>
+    </w:pPr>
+    <w:r/>
+    <w:r>
+      <w:rPr>
+        <w:rFonts w:ascii="Times New Roman" w:hAnsi="Times New Roman"/>
+        <w:b w:val="0"/>
+        <w:color w:val="777777"/>
+        <w:sz w:val="17"/>
+      </w:rPr>
+      <w:t>Vertraulich | Bearbeitungsstand Juli 2026 | nur zur Aktenbearbeitung</w:t>
+    </w:r>
+  </w:p>
+</w:ftr>
+</file>
+
+<file path=word/header1.xml><?xml version="1.0" encoding="utf-8"?>
+<w:hdr xmlns:m="http://schemas.openxmlformats.org/officeDocument/2006/math" xmlns:mc="http://schemas.openxmlformats.org/markup-compatibility/2006" xmlns:mo="http://schemas.microsoft.com/office/mac/office/2008/main" xmlns:mv="urn:schemas-microsoft-com:mac:vml" xmlns:o="urn:schemas-microsoft-com:office:office" xmlns:r="http://schemas.openxmlformats.org/officeDocument/2006/relationships" xmlns:v="urn:schemas-microsoft-com:vml" xmlns:w10="urn:schemas-microsoft-com:office:word" xmlns:w14="http://schemas.microsoft.com/office/word/2010/wordml" xmlns:w="http://schemas.openxmlformats.org/wordprocessingml/2006/main" xmlns:wne="http://schemas.microsoft.com/office/word/2006/wordml" xmlns:wp14="http://schemas.microsoft.com/office/word/2010/wordprocessingDrawing" xmlns:wp="http://schemas.openxmlformats.org/drawingml/2006/wordprocessingDrawing" xmlns:wpc="http://schemas.microsoft.com/office/word/2010/wordprocessingCanvas" xmlns:wpg="http://schemas.microsoft.com/office/word/2010/wordprocessingGroup" xmlns:wpi="http://schemas.microsoft.com/office/word/2010/wordprocessingInk" xmlns:wps="http://schemas.microsoft.com/office/word/2010/wordprocessingShape" mc:Ignorable="w14 wp14">
+  <w:p>
+    <w:pPr>
+      <w:pStyle w:val="Header"/>
+      <w:jc w:val="left"/>
+    </w:pPr>
+    <w:r/>
+    <w:r>
+      <w:rPr>
+        <w:rFonts w:ascii="Times New Roman" w:hAnsi="Times New Roman"/>
+        <w:b w:val="0"/>
+        <w:i w:val="0"/>
+        <w:color w:val="666666"/>
+        <w:sz w:val="17"/>
+      </w:rPr>
+      <w:t>Lindenhof und Partner mbB | Insolvenz- und Restrukturierungsakte | Bearbeitungsstand Juli 2026</w:t>
+    </w:r>
+  </w:p>
+</w:hdr>
 </file>
 
 <file path=word/numbering.xml><?xml version="1.0" encoding="utf-8"?>
@@ -1719,11 +1842,12 @@
       <w:contextualSpacing/>
     </w:pPr>
     <w:rPr>
-      <w:rFonts w:asciiTheme="majorHAnsi" w:eastAsiaTheme="majorEastAsia" w:hAnsiTheme="majorHAnsi" w:cstheme="majorBidi"/>
+      <w:rFonts w:asciiTheme="majorHAnsi" w:eastAsiaTheme="majorEastAsia" w:hAnsiTheme="majorHAnsi" w:cstheme="majorBidi" w:ascii="Times New Roman" w:hAnsi="Times New Roman"/>
+      <w:b/>
       <w:color w:val="17365D" w:themeColor="text2" w:themeShade="BF"/>
       <w:spacing w:val="5"/>
       <w:kern w:val="28"/>
-      <w:sz w:val="52"/>
+      <w:sz w:val="30"/>
       <w:szCs w:val="52"/>
     </w:rPr>
   </w:style>
